--- a/frontend/src/廠商投標表單/廠商投標表單/使用印章授權書.docx
+++ b/frontend/src/廠商投標表單/廠商投標表單/使用印章授權書.docx
@@ -47,7 +47,7 @@
                     <w:rPr>
                       <w:sz w:val="20"/>
                     </w:rPr>
-                    <w:t>3</w:t>
+                    <w:t>4</w:t>
                   </w:r>
                   <w:r>
                     <w:rPr>
@@ -60,8 +60,10 @@
                       <w:rFonts w:hint="eastAsia"/>
                       <w:sz w:val="20"/>
                     </w:rPr>
-                    <w:t>12</w:t>
-                  </w:r>
+                    <w:t>06</w:t>
+                  </w:r>
+                  <w:bookmarkStart w:id="0" w:name="_GoBack"/>
+                  <w:bookmarkEnd w:id="0"/>
                   <w:r>
                     <w:rPr>
                       <w:sz w:val="20"/>
@@ -377,11 +379,11 @@
                   </w:r>
                   <w:smartTag w:uri="urn:schemas-microsoft-com:office:smarttags" w:element="chsdate">
                     <w:smartTagPr>
+                      <w:attr w:name="Year" w:val="7000"/>
+                      <w:attr w:name="Month" w:val="3"/>
+                      <w:attr w:name="Day" w:val="3"/>
+                      <w:attr w:name="IsLunarDate" w:val="False"/>
                       <w:attr w:name="IsROCDate" w:val="False"/>
-                      <w:attr w:name="IsLunarDate" w:val="False"/>
-                      <w:attr w:name="Day" w:val="3"/>
-                      <w:attr w:name="Month" w:val="3"/>
-                      <w:attr w:name="Year" w:val="7000"/>
                     </w:smartTagPr>
                     <w:r>
                       <w:rPr>
@@ -812,8 +814,6 @@
           <w:spacing w:val="30"/>
         </w:rPr>
       </w:pPr>
-      <w:bookmarkStart w:id="0" w:name="_GoBack"/>
-      <w:bookmarkEnd w:id="0"/>
     </w:p>
     <w:p>
       <w:pPr>
